--- a/ky/wisdom-stories/unwelcome-gifts.docx
+++ b/ky/wisdom-stories/unwelcome-gifts.docx
@@ -8,7 +8,7 @@
           <w:b/>
           <w:bCs/>
         </w:rPr>
-        <w:t>Кемсинтүүлөрдү кантип кайтаруу керек</w:t>
+        <w:t>Кемсинтүүгө кантип жооп берүү керек?</w:t>
       </w:r>
     </w:p>
     <w:p>
@@ -18,7 +18,7 @@
     </w:p>
     <w:p>
       <w:r>
-        <w:t>Бир карыя, акылман самурай шакирттерине акылмандыкты жана согуш өнөрүн үйрөтчү.</w:t>
+        <w:t>Бир кары, акылман самурай шакирттерине акылмандыкты жана согуш өнөрүн үйрөтчү.</w:t>
       </w:r>
     </w:p>
     <w:p>
